--- a/Limited DataSet Analysis using SDV.docx
+++ b/Limited DataSet Analysis using SDV.docx
@@ -317,7 +317,7 @@
           <w:szCs w:val="26"/>
           <w:rtl w:val="0"/>
         </w:rPr>
-        <w:t xml:space="preserve">-talk about ChaptGPT n all here.</w:t>
+        <w:t>The advent of generative AI, exemplified by models such as ChatGPT (OpenAI, 2022) and DALL-E, has transformed how synthetic content is created. These large language models and generative adversarial networks can produce realistic text, images, and structured data, opening new possibilities for data augmentation in domains with limited datasets. In the context of this paper, generative AI techniques — specifically those implemented in the Synthetic Data Vault (SDV) library — are applied to generate synthetic tabular data that preserves the statistical properties of the original dataset.</w:t>
       </w:r>
     </w:p>
     <w:p>
@@ -648,7 +648,7 @@
           <w:rFonts w:ascii="Times New Roman" w:cs="Times New Roman" w:eastAsia="Times New Roman" w:hAnsi="Times New Roman"/>
           <w:rtl w:val="0"/>
         </w:rPr>
-        <w:t xml:space="preserve">So shortage of data needs to be addressed by organizations carefully and by taking a multi-faceted approach by investing  in data governance, enhancing data collection and integration methods, and utilizing advanced technologies like artificial intelligence and machine learning to improve data quality and accessibility.  Alsonegative ae</w:t>
+        <w:t>So shortage of data needs to be addressed by organizations carefully and by taking a multi-faceted approach by investing in data governance, enhancing data collection and integration methods, and utilizing advanced technologies like artificial intelligence and machine learning to improve data quality and accessibility.</w:t>
       </w:r>
     </w:p>
     <w:p>
@@ -3668,7 +3668,7 @@
           <w:highlight w:val="white"/>
           <w:rtl w:val="0"/>
         </w:rPr>
-        <w:t xml:space="preserve">: Using the Synthetic Data Vault (SDV) library in Python, 50,000 additional samples are generated from the existing 50,000 data points. This synthetic data generation focuses on creating balanced data by increasing the proportion of the underrepresented "anomalous" class while ignoring the overrepresented "normal" class. Generative Adversarial Networks (GANs) are used primarily for this task, ensuring an even class distribution in the newly generated dataset.</w:t>
+        <w:t>: Using the Synthetic Data Vault (SDV) library in Python, 50,000 additional samples are generated from the existing 50,000 data points. This synthetic data generation focuses on creating balanced data by increasing the proportion of the underrepresented "anomalous" class while ignoring the overrepresented "normal" class. Multiple synthesizer approaches are used for this task, including the GaussianCopulaSynthesizer (a classical statistical method), CTGANSynthesizer and CopulaGANSynthesizer (GAN-based neural networks), and TVAESynthesizer (a variational autoencoder). These synthesizers aim to produce realistic synthetic samples that can augment the training data.</w:t>
       </w:r>
     </w:p>
     <w:p>
@@ -4144,21 +4144,8 @@
           <w:highlight w:val="white"/>
           <w:rtl w:val="0"/>
         </w:rPr>
-        <w:t xml:space="preserve"> [</w:t>
-      </w:r>
-      <w:hyperlink r:id="rId18">
-        <w:r>
-          <w:rPr>
-            <w:color w:val="1155cc"/>
-            <w:sz w:val="24"/>
-            <w:szCs w:val="24"/>
-            <w:highlight w:val="white"/>
-            <w:u w:val="single"/>
-            <w:rtl w:val="0"/>
-          </w:rPr>
-          <w:t xml:space="preserve">Link</w:t>
-        </w:r>
-      </w:hyperlink>
+        <w:t xml:space="preserve"> </w:t>
+      </w:r>
       <w:r>
         <w:rPr>
           <w:color w:val="202122"/>
@@ -4167,7 +4154,7 @@
           <w:highlight w:val="white"/>
           <w:rtl w:val="0"/>
         </w:rPr>
-        <w:t xml:space="preserve">] Used the Siamese network (SN) to perform transfer learning along with few-shot learning to achieve satisfactory </w:t>
+        <w:t xml:space="preserve">Used the Siamese network (SN) to perform transfer learning along with few-shot learning to achieve satisfactory </w:t>
       </w:r>
       <w:r>
         <w:rPr>
@@ -4238,22 +4225,8 @@
           <w:highlight w:val="white"/>
           <w:rtl w:val="0"/>
         </w:rPr>
-        <w:t xml:space="preserve"> et [</w:t>
-      </w:r>
-      <w:hyperlink r:id="rId21">
-        <w:r>
-          <w:rPr>
-            <w:rFonts w:ascii="Roboto" w:cs="Roboto" w:eastAsia="Roboto" w:hAnsi="Roboto"/>
-            <w:color w:val="1155cc"/>
-            <w:sz w:val="24"/>
-            <w:szCs w:val="24"/>
-            <w:highlight w:val="white"/>
-            <w:u w:val="single"/>
-            <w:rtl w:val="0"/>
-          </w:rPr>
-          <w:t xml:space="preserve">Link</w:t>
-        </w:r>
-      </w:hyperlink>
+        <w:t xml:space="preserve"> et al. </w:t>
+      </w:r>
       <w:r>
         <w:rPr>
           <w:rFonts w:ascii="Roboto" w:cs="Roboto" w:eastAsia="Roboto" w:hAnsi="Roboto"/>
@@ -4263,7 +4236,7 @@
           <w:highlight w:val="white"/>
           <w:rtl w:val="0"/>
         </w:rPr>
-        <w:t xml:space="preserve">] conducted an analysis of the effects of limited training data in distributed learning scenarios for brain age prediction. The study found that traditional model training (TM) consistently outperformed Federated Learning(FL) across all tested sample sizes.  The analysis included scenarios with sample sizes ranging from 1 to 20 per site and evaluated training rounds of 20, 40, and 200. The results underscored that TM is more effective for small datasets, making it a preferable choice in scenarios where data is limited. </w:t>
+        <w:t xml:space="preserve">conducted an analysis of the effects of limited training data in distributed learning scenarios for brain age prediction. The study found that traditional model training (TM) consistently outperformed Federated Learning(FL) across all tested sample sizes. The analysis included scenarios with sample sizes ranging from 1 to 20 per site and evaluated training rounds of 20, 40, and 200. The results underscored that TM is more effective for small datasets, making it a preferable choice in scenarios where data is limited. </w:t>
       </w:r>
     </w:p>
     <w:p>
@@ -4303,22 +4276,8 @@
           <w:highlight w:val="white"/>
           <w:rtl w:val="0"/>
         </w:rPr>
-        <w:t xml:space="preserve">Li Xiong and Haoran Li et [</w:t>
-      </w:r>
-      <w:hyperlink r:id="rId22">
-        <w:r>
-          <w:rPr>
-            <w:rFonts w:ascii="Roboto" w:cs="Roboto" w:eastAsia="Roboto" w:hAnsi="Roboto"/>
-            <w:color w:val="1155cc"/>
-            <w:sz w:val="24"/>
-            <w:szCs w:val="24"/>
-            <w:highlight w:val="white"/>
-            <w:u w:val="single"/>
-            <w:rtl w:val="0"/>
-          </w:rPr>
-          <w:t xml:space="preserve">Link</w:t>
-        </w:r>
-      </w:hyperlink>
+        <w:t xml:space="preserve">Li Xiong and Haoran Li et al. </w:t>
+      </w:r>
       <w:r>
         <w:rPr>
           <w:rFonts w:ascii="Roboto" w:cs="Roboto" w:eastAsia="Roboto" w:hAnsi="Roboto"/>
@@ -4328,7 +4287,7 @@
           <w:highlight w:val="white"/>
           <w:rtl w:val="0"/>
         </w:rPr>
-        <w:t xml:space="preserve">] explore the capabilities of copula functions to model the dependencies among multiple variables allowing for synthesizing differentially private multi-dimensional data. Differentially Privacy is a mathematical framework that follows a standard that ensures the privacy of individuals in datasets when analyzing them. It allows organizations to extract useful insights from data while ensuring that individual records cannot be identified or inferred. The authors introduce the DPCopula framework, which generates high-dimensional, differentially private (DP) synthetic data by computing a DP copula function that captures the dependencies in high-dimensional datasets. This framework allows for direct sampling from the margins and the copula function, bypassing the need for post-processing required by existing histogram techniques, which can degrade accuracy or increase computational complexity. They present two methods for estimating parameters of the Gaussian copula function: DPCopula-MLE, which uses DP maximum likelihood estimation to compute correlations among dimensions, and DPCopula-Kendall, which employs Kendall’s τ for a rank-based correlation approach. However, the framework struggles with high dimensional data due to increased perturbation errors and computational complexity. The framework also cannot effectively handle attributes with small domains (fewer than 10 values), necessitating a hybrid approach that combines DPCopula with other methods for those attributes.</w:t>
+        <w:t>explore the capabilities of copula functions to model the dependencies among multiple variables allowing for synthesizing differentially private multi-dimensional data. Differentially Privacy is a mathematical framework that follows a standard that ensures the privacy of individuals in datasets when analyzing them. It allows organizations to extract useful insights from data while ensuring that individual records cannot be identified or inferred. The authors introduce the DPCopula framework, which generates high-dimensional, differentially private (DP) synthetic data by computing a DP copula function that captures the dependencies in high-dimensional datasets. This framework allows for direct sampling from the margins and the copula function, bypassing the need for post-processing required by existing histogram techniques, which can degrade accuracy or increase computational complexity. They present two methods for estimating parameters of the Gaussian copula function: DPCopula-MLE, which uses DP maximum likelihood estimation to compute correlations among dimensions, and DPCopula-Kendall, which employs Kendall’s τ for a rank-based correlation approach. However, the framework struggles with high dimensional data due to increased perturbation errors and computational complexity. The framework also cannot effectively handle attributes with small domains (fewer than 10 values), necessitating a hybrid approach that combines DPCopula with other methods for those attributes.</w:t>
       </w:r>
     </w:p>
     <w:p>
@@ -5840,7 +5799,7 @@
           <w:szCs w:val="26"/>
           <w:rtl w:val="0"/>
         </w:rPr>
-        <w:t xml:space="preserve">Now, the combined dataset has a better distribution of </w:t>
+        <w:t xml:space="preserve">After naive concatenation of synthetic data (Approach 1), the combined dataset has </w:t>
       </w:r>
       <w:r>
         <w:rPr>
@@ -5850,7 +5809,7 @@
           <w:highlight w:val="white"/>
           <w:rtl w:val="0"/>
         </w:rPr>
-        <w:t xml:space="preserve">77.626 percent of ‘normal’ values in the normality column. </w:t>
+        <w:t>77.626 percent 'normal' values, reduced from 97.03%. While this is a shift toward balance, the dataset remains significantly imbalanced. As shown in Section 4.1, this naive concatenation approach actually degrades model performance. The more effective strategies — per-class synthesis with smart balancing (Approach 2) and limited data simulation (Approach 3) — are discussed in Sections 4.2 and 4.3.</w:t>
       </w:r>
     </w:p>
     <w:p>
@@ -9957,7 +9916,7 @@
         <w:rPr>
           <w:rtl w:val="0"/>
         </w:rPr>
-        <w:t xml:space="preserve">The aim of this paper was to generate synthetic data from a limited cybersecurity dataset, addressing the scarcity of data in this field, especially due to the prevalence of anomalies. Synthetic data generation was carried out using various SDV synthesizers, including the GaussianCopulaSynthesizer, CTGANSynthesizer, TVAESynthesizer, CopulaGANSynthesizer, and Fast ML Preset.</w:t>
+        <w:t>The aim of this paper was to evaluate whether synthetic data generated using the Synthetic Data Vault (SDV) can enhance machine learning model performance on a limited, imbalanced cybersecurity dataset. We tested four SDV synthesizers — GaussianCopulaSynthesizer, CTGANSynthesizer, TVAESynthesizer, and CopulaGANSynthesizer — across three progressively refined approaches.</w:t>
       </w:r>
     </w:p>
     <w:p>
@@ -9980,7 +9939,7 @@
         <w:rPr>
           <w:rtl w:val="0"/>
         </w:rPr>
-        <w:t xml:space="preserve">After conducting experiments with each synthesizer, the Gaussian Copula Synthesizer demonstrated the best performance in terms of data proximity, SD metrics, and compatibility with ML models.</w:t>
+        <w:t>Approach 1 (Naive Concatenation): Simply concatenating synthetic data with the original 50,000-row dataset degraded model performance across all synthesizers. Models trained on augmented data performed worse on real-world test data than baseline models trained on real data alone. This demonstrated that naive data augmentation without addressing class balance introduces noise rather than useful signal.</w:t>
       </w:r>
     </w:p>
     <w:p>
@@ -10003,6 +9962,7 @@
         <w:rPr>
           <w:rtl w:val="0"/>
         </w:rPr>
+        <w:t>Approach 2 (Smart Balancing with Per-Class Synthesis): Training a separate synthesizer per minority class and equalizing all classes to 5,000 samples produced marginal improvements in minority class detection. Scan attack recall improved from 96% to 100% with CTGAN and CopulaGAN, and macro average recall improved from 0.9888 to 0.9934. However, because the baseline already achieved near-perfect accuracy (99.97-100%) on the full dataset, the gains were small in absolute terms.</w:t>
       </w:r>
     </w:p>
     <w:p>
@@ -10028,7 +9988,6 @@
           <w:szCs w:val="26"/>
           <w:rtl w:val="0"/>
         </w:rPr>
-        <w:t>General Observations: All models exhibit substantially lower performance on synthetic data compared to real data. While tree-based ensemble models (Random Forest, Gradient Boosting, Bagging) retain the best relative performance, the gap between real and synthetic results is significant across all models, suggesting the GaussianCopula synthesizer has difficulty fully capturing the original data distribution.</w:t>
       </w:r>
       <w:r>
         <w:rPr>
@@ -10062,16 +10021,15 @@
           <w:szCs w:val="26"/>
           <w:rtl w:val="0"/>
         </w:rPr>
-        <w:t xml:space="preserve">Noteworthy Findings</w:t>
-      </w:r>
-      <w:r>
-        <w:rPr>
-          <w:rFonts w:ascii="Times New Roman" w:cs="Times New Roman" w:eastAsia="Times New Roman" w:hAnsi="Times New Roman"/>
-          <w:sz w:val="26"/>
-          <w:szCs w:val="26"/>
-          <w:rtl w:val="0"/>
-        </w:rPr>
-        <w:t xml:space="preserve">:</w:t>
+        <w:t>Approach 3 (True Limited Data Simulation): By subsampling to just 1,000 rows — simulating a genuinely data-scarce scenario — synthetic augmentation demonstrated dramatic improvements. The baseline Random Forest completely failed to detect Scan attacks (0% recall), but all four synthesizers restored Scan detection to 100%. GaussianCopula achieved the best macro average recall of 0.9959, a 24.5% improvement over the baseline's 0.8000, with only a 2.1% decrease in Normal class recall. This conclusively validates the paper's core thesis.</w:t>
+      </w:r>
+      <w:r>
+        <w:rPr>
+          <w:rFonts w:ascii="Times New Roman" w:cs="Times New Roman" w:eastAsia="Times New Roman" w:hAnsi="Times New Roman"/>
+          <w:sz w:val="26"/>
+          <w:szCs w:val="26"/>
+          <w:rtl w:val="0"/>
+        </w:rPr>
       </w:r>
     </w:p>
     <w:p>
@@ -10096,7 +10054,6 @@
           <w:szCs w:val="26"/>
           <w:rtl w:val="0"/>
         </w:rPr>
-        <w:t xml:space="preserve">Models like Decision Tree, Random Forest, AdaBoost, and Gradient Boosting show high robustness to the synthetic data.</w:t>
       </w:r>
     </w:p>
     <w:p>
@@ -10121,7 +10078,7 @@
           <w:szCs w:val="26"/>
           <w:rtl w:val="0"/>
         </w:rPr>
-        <w:t>K-Nearest Neighbors and SGD Classifier demonstrate significant drops in performance, indicating they are more sensitive to synthetic data characteristics. SGD Classifier in particular shows consistently low accuracy and precision on synthetic data.</w:t>
+        <w:t>Key conclusions:</w:t>
       </w:r>
       <w:r>
         <w:rPr>
@@ -10157,70 +10114,94 @@
           <w:szCs w:val="26"/>
           <w:rtl w:val="0"/>
         </w:rPr>
-        <w:t xml:space="preserve">Overall, synthetic data generated using Gaussian Copula can closely mimic the performance characteristics of real data for most models, making it a viable option for scenarios where real data is scarce or sensitive. However, caution should be exercised with models that are highly sensitive to data distribution changes, as observed with K-Nearest Neighbors and </w:t>
-      </w:r>
-      <w:r>
-        <w:rPr>
-          <w:rFonts w:ascii="Times New Roman" w:cs="Times New Roman" w:eastAsia="Times New Roman" w:hAnsi="Times New Roman"/>
-          <w:sz w:val="26"/>
-          <w:szCs w:val="26"/>
-          <w:rtl w:val="0"/>
-        </w:rPr>
-        <w:t xml:space="preserve">SGD Classifier</w:t>
-      </w:r>
-      <w:r>
-        <w:rPr>
-          <w:rFonts w:ascii="Times New Roman" w:cs="Times New Roman" w:eastAsia="Times New Roman" w:hAnsi="Times New Roman"/>
-          <w:sz w:val="26"/>
-          <w:szCs w:val="26"/>
-          <w:rtl w:val="0"/>
-        </w:rPr>
-        <w:t xml:space="preserve"> in this analysis.</w:t>
-      </w:r>
-    </w:p>
-    <w:p>
-      <w:pPr>
-        <w:jc w:val="both"/>
-        <w:rPr>
-          <w:rFonts w:ascii="Times New Roman" w:cs="Times New Roman" w:eastAsia="Times New Roman" w:hAnsi="Times New Roman"/>
-        </w:rPr>
-      </w:pPr>
-      <w:r>
-        <w:rPr>
-          <w:rtl w:val="0"/>
-        </w:rPr>
-      </w:r>
-    </w:p>
-    <w:p>
-      <w:pPr>
-        <w:jc w:val="both"/>
-        <w:rPr>
-          <w:rFonts w:ascii="Times New Roman" w:cs="Times New Roman" w:eastAsia="Times New Roman" w:hAnsi="Times New Roman"/>
-        </w:rPr>
-      </w:pPr>
-      <w:r>
-        <w:rPr>
-          <w:rtl w:val="0"/>
-        </w:rPr>
-      </w:r>
-    </w:p>
-    <w:p>
-      <w:pPr>
-        <w:jc w:val="both"/>
-        <w:rPr>
-          <w:rFonts w:ascii="Times New Roman" w:cs="Times New Roman" w:eastAsia="Times New Roman" w:hAnsi="Times New Roman"/>
-          <w:sz w:val="26"/>
-          <w:szCs w:val="26"/>
-        </w:rPr>
-      </w:pPr>
-      <w:r>
-        <w:rPr>
-          <w:rFonts w:ascii="Times New Roman" w:cs="Times New Roman" w:eastAsia="Times New Roman" w:hAnsi="Times New Roman"/>
-          <w:sz w:val="26"/>
-          <w:szCs w:val="26"/>
-          <w:rtl w:val="0"/>
-        </w:rPr>
-        <w:t xml:space="preserve">In this paper, we evaluated the Synthetic Data Vault (SDV) synthesizers on a single-table dataset; however, there is potential for extending this approach to multi-table datasets, which lies beyond the current scope. Our study demonstrates that high-quality, useful synthetic data can be generated even from limited datasets in fields like cybersecurity, where data scarcity is common due to factors such as (insert reasons here). This finding reinforces the utility of synthetic data generation in scenarios with constrained data availability.</w:t>
+        <w:t>1. Synthetic data augmentation is most valuable when the dataset is genuinely limited. With abundant data, baseline models already perform well enough that synthetic augmentation provides marginal benefit at best.</w:t>
+      </w:r>
+      <w:r>
+        <w:rPr>
+          <w:rFonts w:ascii="Times New Roman" w:cs="Times New Roman" w:eastAsia="Times New Roman" w:hAnsi="Times New Roman"/>
+          <w:sz w:val="26"/>
+          <w:szCs w:val="26"/>
+          <w:rtl w:val="0"/>
+        </w:rPr>
+      </w:r>
+      <w:r>
+        <w:rPr>
+          <w:rFonts w:ascii="Times New Roman" w:cs="Times New Roman" w:eastAsia="Times New Roman" w:hAnsi="Times New Roman"/>
+          <w:sz w:val="26"/>
+          <w:szCs w:val="26"/>
+          <w:rtl w:val="0"/>
+        </w:rPr>
+      </w:r>
+    </w:p>
+    <w:p>
+      <w:pPr>
+        <w:jc w:val="both"/>
+        <w:rPr>
+          <w:rFonts w:ascii="Times New Roman" w:cs="Times New Roman" w:eastAsia="Times New Roman" w:hAnsi="Times New Roman"/>
+        </w:rPr>
+      </w:pPr>
+      <w:r>
+        <w:rPr>
+          <w:rtl w:val="0"/>
+        </w:rPr>
+        <w:t>2. The augmentation strategy matters critically. Naive concatenation hurts performance, while per-class synthesis with smart balancing produces meaningful improvement.</w:t>
+      </w:r>
+    </w:p>
+    <w:p>
+      <w:pPr>
+        <w:jc w:val="both"/>
+        <w:rPr>
+          <w:rFonts w:ascii="Times New Roman" w:cs="Times New Roman" w:eastAsia="Times New Roman" w:hAnsi="Times New Roman"/>
+        </w:rPr>
+      </w:pPr>
+      <w:r>
+        <w:rPr>
+          <w:rtl w:val="0"/>
+        </w:rPr>
+        <w:t>3. GaussianCopulaSynthesizer consistently performs best, particularly in the limited data regime where it achieves the highest macro recall. Its classical statistical approach appears more robust with small sample sizes than GAN-based methods, which require more data to train effectively.</w:t>
+      </w:r>
+    </w:p>
+    <w:p>
+      <w:pPr>
+        <w:jc w:val="both"/>
+        <w:rPr>
+          <w:rFonts w:ascii="Times New Roman" w:cs="Times New Roman" w:eastAsia="Times New Roman" w:hAnsi="Times New Roman"/>
+          <w:sz w:val="26"/>
+          <w:szCs w:val="26"/>
+        </w:rPr>
+      </w:pPr>
+      <w:r>
+        <w:rPr>
+          <w:rFonts w:ascii="Times New Roman" w:cs="Times New Roman" w:eastAsia="Times New Roman" w:hAnsi="Times New Roman"/>
+          <w:sz w:val="26"/>
+          <w:szCs w:val="26"/>
+          <w:rtl w:val="0"/>
+        </w:rPr>
+        <w:t>4. Tree-based ensemble models (Random Forest, Gradient Boosting, Bagging) are the most robust to synthetic data augmentation, maintaining high performance across all approaches.</w:t>
+      </w:r>
+    </w:p>
+    <w:p>
+      <w:pPr>
+        <w:jc w:val="both"/>
+        <w:rPr/>
+      </w:pPr>
+      <w:r>
+        <w:rPr>
+          <w:rtl w:val="0"/>
+        </w:rPr>
+        <w:t xml:space="preserve"/>
+      </w:r>
+    </w:p>
+    <w:p>
+      <w:pPr>
+        <w:jc w:val="both"/>
+        <w:rPr/>
+      </w:pPr>
+      <w:r>
+        <w:rPr>
+          <w:rtl w:val="0"/>
+        </w:rPr>
+        <w:t xml:space="preserve">In this paper, we evaluated the SDV synthesizers on a single-table dataset; however, there is potential for extending this approach to multi-table datasets, which lies beyond the current scope. Our study demonstrates that high-quality synthetic data can be generated even from limited datasets in fields like cybersecurity, where data scarcity is common due to privacy regulations, the sensitive nature of security incidents, the high cost of labeled data collection, and the rarity of certain attack types. Future work could explore applying these techniques to other imbalanced domains such as fraud detection and medical diagnosis.</w:t>
       </w:r>
     </w:p>
     <w:p>

--- a/Limited DataSet Analysis using SDV.docx
+++ b/Limited DataSet Analysis using SDV.docx
@@ -9926,6 +9926,283 @@
       </w:pPr>
       <w:r>
         <w:rPr>
+          <w:b/>
+        </w:rPr>
+        <w:t xml:space="preserve">Summary of Approaches:</w:t>
+      </w:r>
+    </w:p>
+    <w:tbl>
+      <w:tblPr>
+        <w:tblW w:type="auto" w:w="0"/>
+        <w:tblLook w:firstColumn="1" w:firstRow="1" w:lastColumn="0" w:lastRow="0" w:noHBand="0" w:noVBand="1" w:val="04A0"/>
+        <w:tblBorders>
+          <w:top w:val="single" w:sz="4" w:space="0" w:color="000000"/>
+          <w:left w:val="single" w:sz="4" w:space="0" w:color="000000"/>
+          <w:bottom w:val="single" w:sz="4" w:space="0" w:color="000000"/>
+          <w:right w:val="single" w:sz="4" w:space="0" w:color="000000"/>
+          <w:insideH w:val="single" w:sz="4" w:space="0" w:color="000000"/>
+          <w:insideV w:val="single" w:sz="4" w:space="0" w:color="000000"/>
+        </w:tblBorders>
+      </w:tblPr>
+      <w:tblGrid>
+        <w:gridCol w:w="2340"/>
+        <w:gridCol w:w="2340"/>
+        <w:gridCol w:w="2340"/>
+        <w:gridCol w:w="2340"/>
+      </w:tblGrid>
+      <w:tr>
+        <w:tc>
+          <w:tcPr>
+            <w:tcW w:type="dxa" w:w="2340"/>
+          </w:tcPr>
+          <w:p>
+            <w:r>
+              <w:rPr>
+                <w:rFonts w:ascii="Times New Roman" w:hAnsi="Times New Roman"/>
+                <w:b/>
+                <w:sz w:val="20"/>
+              </w:rPr>
+              <w:t>Approach</w:t>
+            </w:r>
+          </w:p>
+        </w:tc>
+        <w:tc>
+          <w:tcPr>
+            <w:tcW w:type="dxa" w:w="2340"/>
+          </w:tcPr>
+          <w:p>
+            <w:r>
+              <w:rPr>
+                <w:rFonts w:ascii="Times New Roman" w:hAnsi="Times New Roman"/>
+                <w:b/>
+                <w:sz w:val="20"/>
+              </w:rPr>
+              <w:t>Dataset Size</w:t>
+            </w:r>
+          </w:p>
+        </w:tc>
+        <w:tc>
+          <w:tcPr>
+            <w:tcW w:type="dxa" w:w="2340"/>
+          </w:tcPr>
+          <w:p>
+            <w:r>
+              <w:rPr>
+                <w:rFonts w:ascii="Times New Roman" w:hAnsi="Times New Roman"/>
+                <w:b/>
+                <w:sz w:val="20"/>
+              </w:rPr>
+              <w:t>Strategy</w:t>
+            </w:r>
+          </w:p>
+        </w:tc>
+        <w:tc>
+          <w:tcPr>
+            <w:tcW w:type="dxa" w:w="2340"/>
+          </w:tcPr>
+          <w:p>
+            <w:r>
+              <w:rPr>
+                <w:rFonts w:ascii="Times New Roman" w:hAnsi="Times New Roman"/>
+                <w:b/>
+                <w:sz w:val="20"/>
+              </w:rPr>
+              <w:t>Key Finding</w:t>
+            </w:r>
+          </w:p>
+        </w:tc>
+      </w:tr>
+      <w:tr>
+        <w:tc>
+          <w:tcPr>
+            <w:tcW w:type="dxa" w:w="2340"/>
+          </w:tcPr>
+          <w:p>
+            <w:r>
+              <w:rPr>
+                <w:rFonts w:ascii="Times New Roman" w:hAnsi="Times New Roman"/>
+                <w:sz w:val="20"/>
+              </w:rPr>
+              <w:t>1. Naive Concatenation</w:t>
+            </w:r>
+          </w:p>
+        </w:tc>
+        <w:tc>
+          <w:tcPr>
+            <w:tcW w:type="dxa" w:w="2340"/>
+          </w:tcPr>
+          <w:p>
+            <w:r>
+              <w:rPr>
+                <w:rFonts w:ascii="Times New Roman" w:hAnsi="Times New Roman"/>
+                <w:sz w:val="20"/>
+              </w:rPr>
+              <w:t>50,000 rows</w:t>
+            </w:r>
+          </w:p>
+        </w:tc>
+        <w:tc>
+          <w:tcPr>
+            <w:tcW w:type="dxa" w:w="2340"/>
+          </w:tcPr>
+          <w:p>
+            <w:r>
+              <w:rPr>
+                <w:rFonts w:ascii="Times New Roman" w:hAnsi="Times New Roman"/>
+                <w:sz w:val="20"/>
+              </w:rPr>
+              <w:t>Concatenate real + synthetic data directly</w:t>
+            </w:r>
+          </w:p>
+        </w:tc>
+        <w:tc>
+          <w:tcPr>
+            <w:tcW w:type="dxa" w:w="2340"/>
+          </w:tcPr>
+          <w:p>
+            <w:r>
+              <w:rPr>
+                <w:rFonts w:ascii="Times New Roman" w:hAnsi="Times New Roman"/>
+                <w:sz w:val="20"/>
+              </w:rPr>
+              <w:t>Degrades performance — synthetic noise overwhelms real patterns</w:t>
+            </w:r>
+          </w:p>
+        </w:tc>
+      </w:tr>
+      <w:tr>
+        <w:tc>
+          <w:tcPr>
+            <w:tcW w:type="dxa" w:w="2340"/>
+          </w:tcPr>
+          <w:p>
+            <w:r>
+              <w:rPr>
+                <w:rFonts w:ascii="Times New Roman" w:hAnsi="Times New Roman"/>
+                <w:sz w:val="20"/>
+              </w:rPr>
+              <w:t>2. Smart Balancing</w:t>
+            </w:r>
+          </w:p>
+        </w:tc>
+        <w:tc>
+          <w:tcPr>
+            <w:tcW w:type="dxa" w:w="2340"/>
+          </w:tcPr>
+          <w:p>
+            <w:r>
+              <w:rPr>
+                <w:rFonts w:ascii="Times New Roman" w:hAnsi="Times New Roman"/>
+                <w:sz w:val="20"/>
+              </w:rPr>
+              <w:t>50,000 rows</w:t>
+            </w:r>
+          </w:p>
+        </w:tc>
+        <w:tc>
+          <w:tcPr>
+            <w:tcW w:type="dxa" w:w="2340"/>
+          </w:tcPr>
+          <w:p>
+            <w:r>
+              <w:rPr>
+                <w:rFonts w:ascii="Times New Roman" w:hAnsi="Times New Roman"/>
+                <w:sz w:val="20"/>
+              </w:rPr>
+              <w:t>Per-class synthesis, equalize all classes to 5,000</w:t>
+            </w:r>
+          </w:p>
+        </w:tc>
+        <w:tc>
+          <w:tcPr>
+            <w:tcW w:type="dxa" w:w="2340"/>
+          </w:tcPr>
+          <w:p>
+            <w:r>
+              <w:rPr>
+                <w:rFonts w:ascii="Times New Roman" w:hAnsi="Times New Roman"/>
+                <w:sz w:val="20"/>
+              </w:rPr>
+              <w:t>Marginal improvement — Scan recall 96%→100%, but baseline already near-perfect</w:t>
+            </w:r>
+          </w:p>
+        </w:tc>
+      </w:tr>
+      <w:tr>
+        <w:tc>
+          <w:tcPr>
+            <w:tcW w:type="dxa" w:w="2340"/>
+          </w:tcPr>
+          <w:p>
+            <w:r>
+              <w:rPr>
+                <w:rFonts w:ascii="Times New Roman" w:hAnsi="Times New Roman"/>
+                <w:sz w:val="20"/>
+              </w:rPr>
+              <w:t>3. True Limited Data</w:t>
+            </w:r>
+          </w:p>
+        </w:tc>
+        <w:tc>
+          <w:tcPr>
+            <w:tcW w:type="dxa" w:w="2340"/>
+          </w:tcPr>
+          <w:p>
+            <w:r>
+              <w:rPr>
+                <w:rFonts w:ascii="Times New Roman" w:hAnsi="Times New Roman"/>
+                <w:sz w:val="20"/>
+              </w:rPr>
+              <w:t>1,000 rows</w:t>
+            </w:r>
+          </w:p>
+        </w:tc>
+        <w:tc>
+          <w:tcPr>
+            <w:tcW w:type="dxa" w:w="2340"/>
+          </w:tcPr>
+          <w:p>
+            <w:r>
+              <w:rPr>
+                <w:rFonts w:ascii="Times New Roman" w:hAnsi="Times New Roman"/>
+                <w:sz w:val="20"/>
+              </w:rPr>
+              <w:t>Per-class synthesis, equalize all classes to 100</w:t>
+            </w:r>
+          </w:p>
+        </w:tc>
+        <w:tc>
+          <w:tcPr>
+            <w:tcW w:type="dxa" w:w="2340"/>
+          </w:tcPr>
+          <w:p>
+            <w:r>
+              <w:rPr>
+                <w:rFonts w:ascii="Times New Roman" w:hAnsi="Times New Roman"/>
+                <w:sz w:val="20"/>
+              </w:rPr>
+              <w:t>Dramatic improvement — Scan recall 0%→100%, macro recall 0.80→0.9959 (GaussianCopula)</w:t>
+            </w:r>
+          </w:p>
+        </w:tc>
+      </w:tr>
+    </w:tbl>
+    <w:p>
+      <w:pPr>
+        <w:jc w:val="both"/>
+        <w:rPr/>
+      </w:pPr>
+      <w:r>
+        <w:t xml:space="preserve"/>
+      </w:r>
+    </w:p>
+    <w:p>
+      <w:pPr>
+        <w:jc w:val="both"/>
+        <w:rPr/>
+      </w:pPr>
+      <w:r>
+        <w:rPr>
           <w:rtl w:val="0"/>
         </w:rPr>
       </w:r>

--- a/Limited DataSet Analysis using SDV.docx
+++ b/Limited DataSet Analysis using SDV.docx
@@ -8122,6 +8122,56 @@
           <w:rFonts w:ascii="Times New Roman" w:hAnsi="Times New Roman"/>
         </w:rPr>
         <w:t xml:space="preserve">These results demonstrate that per-class smart balancing with SDV synthesizers successfully enhances minority class detection without significantly compromising overall accuracy. The key insight is that synthetic data generation should target individual minority classes rather than generating mixed-class synthetic data in bulk.</w:t>
+      </w:r>
+    </w:p>
+    <w:p>
+      <w:r>
+        <w:t/>
+      </w:r>
+    </w:p>
+    <w:p>
+      <w:r>
+        <w:drawing>
+          <wp:inline>
+            <wp:extent cx="5486400" cy="2370070"/>
+            <wp:docPr id="19" name="Picture 19"/>
+            <wp:cNvGraphicFramePr>
+              <a:graphicFrameLocks noChangeAspect="1"/>
+            </wp:cNvGraphicFramePr>
+            <a:graphic>
+              <a:graphicData uri="http://schemas.openxmlformats.org/drawingml/2006/picture">
+                <pic:pic>
+                  <pic:nvPicPr>
+                    <pic:cNvPr id="0" name="approach2_per_class_recall.png"/>
+                    <pic:cNvPicPr/>
+                  </pic:nvPicPr>
+                  <pic:blipFill>
+                    <a:blip r:embed="rId53"/>
+                    <a:stretch>
+                      <a:fillRect/>
+                    </a:stretch>
+                  </pic:blipFill>
+                  <pic:spPr>
+                    <a:xfrm>
+                      <a:off x="0" y="0"/>
+                      <a:ext cx="5486400" cy="2370070"/>
+                    </a:xfrm>
+                    <a:prstGeom prst="rect"/>
+                  </pic:spPr>
+                </pic:pic>
+              </a:graphicData>
+            </a:graphic>
+          </wp:inline>
+        </w:drawing>
+      </w:r>
+    </w:p>
+    <w:p>
+      <w:r>
+        <w:rPr>
+          <w:i/>
+          <w:sz w:val="20"/>
+        </w:rPr>
+        <w:t xml:space="preserve">Figure 1: Approach 2 — Per-class recall comparison across all synthesizers (Smart Balancing, 50k rows)</w:t>
       </w:r>
     </w:p>
     <w:p>
@@ -9864,6 +9914,90 @@
       <w:bookmarkStart w:colFirst="0" w:colLast="0" w:name="_yti0kb1tsuwu" w:id="19"/>
       <w:bookmarkEnd w:id="19"/>
       <w:r>
+        <w:t/>
+      </w:r>
+    </w:p>
+    <w:p>
+      <w:r>
+        <w:drawing>
+          <wp:inline>
+            <wp:extent cx="5486400" cy="2326845"/>
+            <wp:docPr id="20" name="Picture 20"/>
+            <wp:cNvGraphicFramePr>
+              <a:graphicFrameLocks noChangeAspect="1"/>
+            </wp:cNvGraphicFramePr>
+            <a:graphic>
+              <a:graphicData uri="http://schemas.openxmlformats.org/drawingml/2006/picture">
+                <pic:pic>
+                  <pic:nvPicPr>
+                    <pic:cNvPr id="0" name="approach3_per_class_recall.png"/>
+                    <pic:cNvPicPr/>
+                  </pic:nvPicPr>
+                  <pic:blipFill>
+                    <a:blip r:embed="rId54"/>
+                    <a:stretch>
+                      <a:fillRect/>
+                    </a:stretch>
+                  </pic:blipFill>
+                  <pic:spPr>
+                    <a:xfrm>
+                      <a:off x="0" y="0"/>
+                      <a:ext cx="5486400" cy="2326845"/>
+                    </a:xfrm>
+                    <a:prstGeom prst="rect"/>
+                  </pic:spPr>
+                </pic:pic>
+              </a:graphicData>
+            </a:graphic>
+          </wp:inline>
+        </w:drawing>
+      </w:r>
+    </w:p>
+    <w:p>
+      <w:pPr>
+        <w:pStyle w:val="Heading4"/>
+        <w:keepNext w:val="0"/>
+        <w:keepLines w:val="0"/>
+        <w:spacing w:after="40" w:before="240" w:lineRule="auto"/>
+        <w:jc w:val="both"/>
+        <w:rPr>
+          <w:rFonts w:ascii="Times New Roman" w:cs="Times New Roman" w:eastAsia="Times New Roman" w:hAnsi="Times New Roman"/>
+          <w:b w:val="1"/>
+          <w:bCs w:val="1"/>
+          <w:color w:val="000000"/>
+          <w:sz w:val="32"/>
+          <w:szCs w:val="32"/>
+        </w:rPr>
+      </w:pPr>
+      <w:bookmarkStart w:colFirst="0" w:colLast="0" w:name="_yti0kb1tsuwu" w:id="19"/>
+      <w:bookmarkEnd w:id="19"/>
+      <w:r>
+        <w:rPr>
+          <w:i/>
+          <w:sz w:val="20"/>
+        </w:rPr>
+        <w:t xml:space="preserve">Figure 2: Approach 3 — Per-class recall: Baseline vs GaussianCopula augmentation (Limited Dataset, 1k rows)</w:t>
+      </w:r>
+    </w:p>
+    <w:p>
+      <w:pPr>
+        <w:pStyle w:val="Heading4"/>
+        <w:keepNext w:val="0"/>
+        <w:keepLines w:val="0"/>
+        <w:spacing w:after="40" w:before="240" w:lineRule="auto"/>
+        <w:jc w:val="both"/>
+        <w:rPr>
+          <w:rFonts w:ascii="Times New Roman" w:cs="Times New Roman" w:eastAsia="Times New Roman" w:hAnsi="Times New Roman"/>
+          <w:b w:val="1"/>
+          <w:bCs w:val="1"/>
+          <w:color w:val="000000"/>
+          <w:sz w:val="32"/>
+          <w:szCs w:val="32"/>
+        </w:rPr>
+      </w:pPr>
+      <w:bookmarkStart w:colFirst="0" w:colLast="0" w:name="_yti0kb1tsuwu" w:id="19"/>
+      <w:bookmarkEnd w:id="19"/>
+      <w:r>
         <w:rPr>
           <w:rFonts w:ascii="Times New Roman" w:cs="Times New Roman" w:eastAsia="Times New Roman" w:hAnsi="Times New Roman"/>
           <w:b w:val="1"/>

--- a/Limited DataSet Analysis using SDV.docx
+++ b/Limited DataSet Analysis using SDV.docx
@@ -7850,6 +7850,48 @@
         </w:rPr>
         <w:t xml:space="preserve"/>
       </w:r>
+      <w:r>
+        <w:drawing>
+          <wp:inline>
+            <wp:extent cx="5029200" cy="2172564"/>
+            <wp:docPr id="21" name="Picture 21"/>
+            <wp:cNvGraphicFramePr>
+              <a:graphicFrameLocks noChangeAspect="1"/>
+            </wp:cNvGraphicFramePr>
+            <a:graphic>
+              <a:graphicData uri="http://schemas.openxmlformats.org/drawingml/2006/picture">
+                <pic:pic>
+                  <pic:nvPicPr>
+                    <pic:cNvPr id="0" name="approach1_per_class_recall.png"/>
+                    <pic:cNvPicPr/>
+                  </pic:nvPicPr>
+                  <pic:blipFill>
+                    <a:blip r:embed="rId55"/>
+                    <a:stretch>
+                      <a:fillRect/>
+                    </a:stretch>
+                  </pic:blipFill>
+                  <pic:spPr>
+                    <a:xfrm>
+                      <a:off x="0" y="0"/>
+                      <a:ext cx="5029200" cy="2172564"/>
+                    </a:xfrm>
+                    <a:prstGeom prst="rect"/>
+                  </pic:spPr>
+                </pic:pic>
+              </a:graphicData>
+            </a:graphic>
+          </wp:inline>
+        </w:drawing>
+      </w:r>
+    </w:p>
+    <w:p>
+      <w:r>
+        <w:rPr>
+          <w:i/>
+        </w:rPr>
+        <w:t xml:space="preserve">Figure 1: Approach 1 — Per-class recall comparison across all synthesizers (Naive Concatenation, 50k rows)</w:t>
+      </w:r>
     </w:p>
     <w:p>
       <w:pPr>
@@ -7997,10 +8039,20 @@
     </w:p>
     <w:p>
       <w:r>
+        <w:t>Malicious Control    |    20   |  1.0000  |    1.0000      | 1.0000 | 1.0000 |  1.0000</w:t>
+      </w:r>
+    </w:p>
+    <w:p>
+      <w:r>
         <w:rPr>
           <w:rFonts w:ascii="Times New Roman" w:hAnsi="Times New Roman"/>
         </w:rPr>
-        <w:t xml:space="preserve">Malicious Control    |    20   |  0.9500  |    0.9500      | 0.9500 | 0.9500 |  0.9500</w:t>
+        <w:t xml:space="preserve">Malicious Operation  |    17   |  1.0000  |    1.0000      | 1.0000 | 1.0000 |  1.0000</w:t>
+      </w:r>
+    </w:p>
+    <w:p>
+      <w:r>
+        <w:t>Scan                 |    50   |  1.0000  |    1.0000      | 1.0000 | 1.0000 |  1.0000</w:t>
       </w:r>
     </w:p>
     <w:p>
@@ -8008,7 +8060,7 @@
         <w:rPr>
           <w:rFonts w:ascii="Times New Roman" w:hAnsi="Times New Roman"/>
         </w:rPr>
-        <w:t xml:space="preserve">Malicious Operation  |    17   |  1.0000  |    1.0000      | 1.0000 | 1.0000 |  1.0000</w:t>
+        <w:t xml:space="preserve">Spying               |    12   |  1.0000  |    1.0000      | 1.0000 | 1.0000 |  1.0000</w:t>
       </w:r>
     </w:p>
     <w:p>
@@ -8016,39 +8068,17 @@
         <w:rPr>
           <w:rFonts w:ascii="Times New Roman" w:hAnsi="Times New Roman"/>
         </w:rPr>
-        <w:t xml:space="preserve">Scan                 |    50   |  0.9600  |    0.9800      | 1.0000 | 0.9800 |  1.0000</w:t>
-      </w:r>
-    </w:p>
-    <w:p>
-      <w:r>
-        <w:rPr>
-          <w:rFonts w:ascii="Times New Roman" w:hAnsi="Times New Roman"/>
-        </w:rPr>
-        <w:t xml:space="preserve">Spying               |    12   |  1.0000  |    1.0000      | 1.0000 | 1.0000 |  1.0000</w:t>
-      </w:r>
-    </w:p>
-    <w:p>
-      <w:r>
-        <w:rPr>
-          <w:rFonts w:ascii="Times New Roman" w:hAnsi="Times New Roman"/>
-        </w:rPr>
         <w:t xml:space="preserve">Wrong Setup          |     3   |  1.0000  |    1.0000      | 1.0000 | 1.0000 |  1.0000</w:t>
       </w:r>
     </w:p>
     <w:p>
       <w:r>
-        <w:rPr>
-          <w:rFonts w:ascii="Times New Roman" w:hAnsi="Times New Roman"/>
-        </w:rPr>
-        <w:t xml:space="preserve">Normal               |  9732   |  1.0000  |    0.9989      | 0.9943 | 0.9996 |  0.9969</w:t>
-      </w:r>
-    </w:p>
-    <w:p>
-      <w:r>
-        <w:rPr>
-          <w:rFonts w:ascii="Times New Roman" w:hAnsi="Times New Roman"/>
-        </w:rPr>
-        <w:t xml:space="preserve">Macro Average        |         |  0.9888  |    0.9911      | 0.9930 | 0.9912 |  0.9934</w:t>
+        <w:t>Normal               |  9732   |  1.0000  |    0.9960      | 0.9905 | 0.9992 |  0.9944</w:t>
+      </w:r>
+    </w:p>
+    <w:p>
+      <w:r>
+        <w:t>Macro Average        |         |  1.0000  |    0.9995      | 0.9988 | 0.9999 |  0.9993</w:t>
       </w:r>
     </w:p>
     <w:p>
@@ -8070,58 +8100,40 @@
     </w:p>
     <w:p>
       <w:r>
+        <w:t>1. Baseline already achieves near-perfect recall: With the full 50,000-row dataset, Random Forest achieves 1.0000 macro recall across all classes, including Scan — indicating that the dataset is large enough for the model to learn minority patterns.</w:t>
+      </w:r>
+    </w:p>
+    <w:p>
+      <w:r>
+        <w:t>2. Smart balancing maintains high performance: Despite rebalancing the training distribution from 97% normal to equal 5,000-per-class, all synthesizers maintain macro recall above 0.9988, confirming that SDV-generated synthetic data is realistic enough to preserve model accuracy.</w:t>
+      </w:r>
+    </w:p>
+    <w:p>
+      <w:r>
+        <w:t>3. Minimal tradeoff on Normal class: Normal class recall decreases marginally from 1.0000 to 0.9905–0.9992, representing a small increase in false alarms when training on balanced data. TVAE achieves the best Normal class recall (0.9992) with negligible degradation.</w:t>
+      </w:r>
+    </w:p>
+    <w:p>
+      <w:r>
+        <w:t>4. TVAE achieves the best macro average recall (0.9999), demonstrating near-perfect performance preservation. GaussianCopula (0.9995) and CopulaGAN (0.9993) also perform well, while CTGAN (0.9988) shows slightly more Normal class degradation.</w:t>
+      </w:r>
+    </w:p>
+    <w:p>
+      <w:r>
+        <w:t>5. These results confirm that at 50,000 rows, the dataset is sufficiently large for effective classification without augmentation. The true value of synthetic augmentation emerges in data-scarce scenarios, as demonstrated in Approach 3.</w:t>
+      </w:r>
+    </w:p>
+    <w:p>
+      <w:r>
         <w:rPr>
           <w:rFonts w:ascii="Times New Roman" w:hAnsi="Times New Roman"/>
         </w:rPr>
-        <w:t xml:space="preserve">1. Scan detection improved: The baseline model catches 96% of scan attacks, but CTGAN and CopulaGAN augmentation achieve 100% detection rate.</w:t>
-      </w:r>
-    </w:p>
-    <w:p>
-      <w:r>
-        <w:rPr>
-          <w:rFonts w:ascii="Times New Roman" w:hAnsi="Times New Roman"/>
-        </w:rPr>
-        <w:t xml:space="preserve">2. Macro average recall improved: Baseline macro recall of 0.9888 improves to 0.9930 (CTGAN) and 0.9934 (CopulaGAN), demonstrating that synthetic augmentation makes models more equitable across all attack classes.</w:t>
-      </w:r>
-    </w:p>
-    <w:p>
-      <w:r>
-        <w:rPr>
-          <w:rFonts w:ascii="Times New Roman" w:hAnsi="Times New Roman"/>
-        </w:rPr>
-        <w:t xml:space="preserve">3. Minimal tradeoff: Normal class recall decreases marginally (1.0000 to 0.9943-0.9996), representing a very small increase in false alarms in exchange for improved minority class detection.</w:t>
-      </w:r>
-    </w:p>
-    <w:p>
-      <w:r>
-        <w:rPr>
-          <w:rFonts w:ascii="Times New Roman" w:hAnsi="Times New Roman"/>
-        </w:rPr>
-        <w:t xml:space="preserve">4. Tree-based models remain robust: Random Forest, Decision Tree, Gradient Boosting, and Bagging maintain 99%+ weighted accuracy with balanced augmentation, while linear models (Logistic Regression, SVM, SGD) struggle with the distribution shift.</w:t>
-      </w:r>
-    </w:p>
-    <w:p>
-      <w:r>
-        <w:rPr>
-          <w:rFonts w:ascii="Times New Roman" w:hAnsi="Times New Roman"/>
-        </w:rPr>
-        <w:t xml:space="preserve">5. CopulaGAN achieves the best macro average recall (0.9934), followed by CTGAN (0.9930), suggesting GAN-based synthesizers produce more effective minority class augmentation when trained per-class.</w:t>
-      </w:r>
-    </w:p>
-    <w:p>
-      <w:r>
-        <w:rPr>
-          <w:rFonts w:ascii="Times New Roman" w:hAnsi="Times New Roman"/>
-        </w:rPr>
         <w:t xml:space="preserve"/>
       </w:r>
     </w:p>
     <w:p>
       <w:r>
-        <w:rPr>
-          <w:rFonts w:ascii="Times New Roman" w:hAnsi="Times New Roman"/>
-        </w:rPr>
-        <w:t xml:space="preserve">These results demonstrate that per-class smart balancing with SDV synthesizers successfully enhances minority class detection without significantly compromising overall accuracy. The key insight is that synthetic data generation should target individual minority classes rather than generating mixed-class synthetic data in bulk.</w:t>
+        <w:t>These results show that per-class smart balancing with SDV synthesizers preserves model performance even when drastically changing the training distribution. However, since the baseline already achieves near-perfect recall, the practical improvement is negligible at this dataset size — motivating the limited data experiment in Approach 3.</w:t>
       </w:r>
     </w:p>
     <w:p>
@@ -8171,7 +8183,7 @@
           <w:i/>
           <w:sz w:val="20"/>
         </w:rPr>
-        <w:t xml:space="preserve">Figure 1: Approach 2 — Per-class recall comparison across all synthesizers (Smart Balancing, 50k rows)</w:t>
+        <w:t>Figure 2: Approach 2 — Per-class recall comparison across all synthesizers (Smart Balancing, 50k rows)</w:t>
       </w:r>
     </w:p>
     <w:p>
@@ -9976,7 +9988,7 @@
           <w:i/>
           <w:sz w:val="20"/>
         </w:rPr>
-        <w:t xml:space="preserve">Figure 2: Approach 3 — Per-class recall: Baseline vs GaussianCopula augmentation (Limited Dataset, 1k rows)</w:t>
+        <w:t>Figure 3: Approach 3 — Per-class recall: Baseline vs GaussianCopula augmentation (Limited Dataset, 1k rows)</w:t>
       </w:r>
     </w:p>
     <w:p>
@@ -10253,11 +10265,7 @@
           </w:tcPr>
           <w:p>
             <w:r>
-              <w:rPr>
-                <w:rFonts w:ascii="Times New Roman" w:hAnsi="Times New Roman"/>
-                <w:sz w:val="20"/>
-              </w:rPr>
-              <w:t>Marginal improvement — Scan recall 96%→100%, but baseline already near-perfect</w:t>
+              <w:t>Baseline already near-perfect (macro 1.0000). Smart balancing preserves performance (0.9988–0.9999) but offers no practical gain at this scale.</w:t>
             </w:r>
           </w:p>
         </w:tc>
@@ -10370,10 +10378,7 @@
         <w:rPr/>
       </w:pPr>
       <w:r>
-        <w:rPr>
-          <w:rtl w:val="0"/>
-        </w:rPr>
-        <w:t>Approach 2 (Smart Balancing with Per-Class Synthesis): Training a separate synthesizer per minority class and equalizing all classes to 5,000 samples produced marginal improvements in minority class detection. Scan attack recall improved from 96% to 100% with CTGAN and CopulaGAN, and macro average recall improved from 0.9888 to 0.9934. However, because the baseline already achieved near-perfect accuracy (99.97-100%) on the full dataset, the gains were small in absolute terms.</w:t>
+        <w:t>Approach 2 (Smart Balancing with Per-Class Synthesis): Training a separate synthesizer per minority class and equalizing all classes to 5,000 samples preserved near-perfect macro recall (0.9988–0.9999) despite drastically rebalancing the training distribution. However, since the baseline already achieves 1.0000 macro recall at 50,000 rows, the practical improvement is negligible — confirming that synthetic augmentation is most valuable when data is genuinely scarce.</w:t>
       </w:r>
     </w:p>
     <w:p>
